--- a/references.docx
+++ b/references.docx
@@ -282,6 +282,168 @@
       <w:r>
         <w:rPr>
           <w:rFonts w:ascii="Times New Roman" w:hAnsi="Times New Roman" w:cs="Times New Roman"/>
+        </w:rPr>
+        <w:t xml:space="preserve"> </w:t>
+      </w:r>
+    </w:p>
+    <w:p>
+      <w:pPr>
+        <w:rPr>
+          <w:rFonts w:ascii="Times New Roman" w:hAnsi="Times New Roman" w:cs="Times New Roman"/>
+        </w:rPr>
+      </w:pPr>
+      <w:hyperlink r:id="rId9" w:history="1">
+        <w:r>
+          <w:rPr>
+            <w:rStyle w:val="Hyperlink"/>
+            <w:rFonts w:ascii="Times New Roman" w:hAnsi="Times New Roman" w:cs="Times New Roman"/>
+          </w:rPr>
+          <w:t>https://pubmed.ncbi.nlm.nih.gov/12670845/</w:t>
+        </w:r>
+      </w:hyperlink>
+      <w:r>
+        <w:rPr>
+          <w:rFonts w:ascii="Times New Roman" w:hAnsi="Times New Roman" w:cs="Times New Roman" w:hint="eastAsia"/>
+        </w:rPr>
+        <w:t xml:space="preserve"> </w:t>
+      </w:r>
+    </w:p>
+    <w:p>
+      <w:pPr>
+        <w:rPr>
+          <w:rFonts w:ascii="Times New Roman" w:hAnsi="Times New Roman" w:cs="Times New Roman"/>
+        </w:rPr>
+      </w:pPr>
+    </w:p>
+    <w:p>
+      <w:pPr>
+        <w:rPr>
+          <w:rFonts w:ascii="Times New Roman" w:hAnsi="Times New Roman" w:cs="Times New Roman"/>
+        </w:rPr>
+      </w:pPr>
+      <w:r>
+        <w:rPr>
+          <w:rFonts w:ascii="Times New Roman" w:hAnsi="Times New Roman" w:cs="Times New Roman"/>
+        </w:rPr>
+        <w:t xml:space="preserve">Obermeyer, Z., Powers, B., Vogeli, C., &amp; Mullainathan, S. (2019). Dissecting racial bias in an algorithm used to manage the health of populations. </w:t>
+      </w:r>
+      <w:r>
+        <w:rPr>
+          <w:rFonts w:ascii="Times New Roman" w:hAnsi="Times New Roman" w:cs="Times New Roman"/>
+          <w:i/>
+          <w:iCs/>
+        </w:rPr>
+        <w:t>Science, 366</w:t>
+      </w:r>
+      <w:r>
+        <w:rPr>
+          <w:rFonts w:ascii="Times New Roman" w:hAnsi="Times New Roman" w:cs="Times New Roman"/>
+        </w:rPr>
+        <w:t xml:space="preserve">(6464), 447–453. </w:t>
+      </w:r>
+      <w:hyperlink r:id="rId10" w:tgtFrame="_new" w:history="1">
+        <w:r>
+          <w:rPr>
+            <w:rStyle w:val="Hyperlink"/>
+            <w:rFonts w:ascii="Times New Roman" w:hAnsi="Times New Roman" w:cs="Times New Roman"/>
+          </w:rPr>
+          <w:t>https://doi.org/10.1126/science.aax</w:t>
+        </w:r>
+        <w:r>
+          <w:rPr>
+            <w:rStyle w:val="Hyperlink"/>
+            <w:rFonts w:ascii="Times New Roman" w:hAnsi="Times New Roman" w:cs="Times New Roman"/>
+          </w:rPr>
+          <w:t>2</w:t>
+        </w:r>
+        <w:r>
+          <w:rPr>
+            <w:rStyle w:val="Hyperlink"/>
+            <w:rFonts w:ascii="Times New Roman" w:hAnsi="Times New Roman" w:cs="Times New Roman"/>
+          </w:rPr>
+          <w:t>342</w:t>
+        </w:r>
+      </w:hyperlink>
+    </w:p>
+    <w:p>
+      <w:pPr>
+        <w:rPr>
+          <w:rFonts w:ascii="Times New Roman" w:hAnsi="Times New Roman" w:cs="Times New Roman"/>
+        </w:rPr>
+      </w:pPr>
+    </w:p>
+    <w:p>
+      <w:pPr>
+        <w:rPr>
+          <w:rFonts w:ascii="Times New Roman" w:hAnsi="Times New Roman" w:cs="Times New Roman" w:hint="eastAsia"/>
+        </w:rPr>
+      </w:pPr>
+      <w:r>
+        <w:rPr>
+          <w:rFonts w:ascii="Times New Roman" w:hAnsi="Times New Roman" w:cs="Times New Roman"/>
+        </w:rPr>
+        <w:t xml:space="preserve">Davoudi, A., Chae, S., Evans, L., Sridharan, S., Song, J., Bowles, K. H., McDonald, M. V., &amp; Topaz, M. (2024). Fairness gaps in machine learning models for hospitalization and emergency department visit risk prediction in home healthcare patients with heart failure. </w:t>
+      </w:r>
+      <w:r>
+        <w:rPr>
+          <w:rFonts w:ascii="Times New Roman" w:hAnsi="Times New Roman" w:cs="Times New Roman"/>
+          <w:i/>
+          <w:iCs/>
+        </w:rPr>
+        <w:t>International Journal of Medical Informatics, 191</w:t>
+      </w:r>
+      <w:r>
+        <w:rPr>
+          <w:rFonts w:ascii="Times New Roman" w:hAnsi="Times New Roman" w:cs="Times New Roman"/>
+        </w:rPr>
+        <w:t xml:space="preserve">, 105534. </w:t>
+      </w:r>
+      <w:r>
+        <w:rPr>
+          <w:rFonts w:ascii="Times New Roman" w:hAnsi="Times New Roman" w:cs="Times New Roman"/>
+        </w:rPr>
+        <w:fldChar w:fldCharType="begin"/>
+      </w:r>
+      <w:r>
+        <w:rPr>
+          <w:rFonts w:ascii="Times New Roman" w:hAnsi="Times New Roman" w:cs="Times New Roman"/>
+        </w:rPr>
+        <w:instrText>HYPERLINK "</w:instrText>
+      </w:r>
+      <w:r>
+        <w:rPr>
+          <w:rFonts w:ascii="Times New Roman" w:hAnsi="Times New Roman" w:cs="Times New Roman"/>
+        </w:rPr>
+        <w:instrText>https://doi.org/10.1016/j.ijmedinf.2024.105534</w:instrText>
+      </w:r>
+      <w:r>
+        <w:rPr>
+          <w:rFonts w:ascii="Times New Roman" w:hAnsi="Times New Roman" w:cs="Times New Roman"/>
+        </w:rPr>
+        <w:instrText>"</w:instrText>
+      </w:r>
+      <w:r>
+        <w:rPr>
+          <w:rFonts w:ascii="Times New Roman" w:hAnsi="Times New Roman" w:cs="Times New Roman"/>
+        </w:rPr>
+        <w:fldChar w:fldCharType="separate"/>
+      </w:r>
+      <w:r>
+        <w:rPr>
+          <w:rStyle w:val="Hyperlink"/>
+          <w:rFonts w:ascii="Times New Roman" w:hAnsi="Times New Roman" w:cs="Times New Roman"/>
+        </w:rPr>
+        <w:t>https://doi.org/10.1016/j.ijmedinf.2024.105534</w:t>
+      </w:r>
+      <w:r>
+        <w:rPr>
+          <w:rFonts w:ascii="Times New Roman" w:hAnsi="Times New Roman" w:cs="Times New Roman"/>
+        </w:rPr>
+        <w:fldChar w:fldCharType="end"/>
+      </w:r>
+      <w:r>
+        <w:rPr>
+          <w:rFonts w:ascii="Times New Roman" w:hAnsi="Times New Roman" w:cs="Times New Roman" w:hint="eastAsia"/>
         </w:rPr>
         <w:t xml:space="preserve"> </w:t>
       </w:r>
@@ -1246,6 +1408,18 @@
       <w:iCs/>
     </w:rPr>
   </w:style>
+  <w:style w:type="character" w:styleId="FollowedHyperlink">
+    <w:name w:val="FollowedHyperlink"/>
+    <w:basedOn w:val="DefaultParagraphFont"/>
+    <w:uiPriority w:val="99"/>
+    <w:semiHidden/>
+    <w:unhideWhenUsed/>
+    <w:rsid w:val="00E347E1"/>
+    <w:rPr>
+      <w:color w:val="96607D" w:themeColor="followedHyperlink"/>
+      <w:u w:val="single"/>
+    </w:rPr>
+  </w:style>
 </w:styles>
 </file>
 
